--- a/images/source/FHIR Glossary.docx
+++ b/images/source/FHIR Glossary.docx
@@ -5928,7 +5928,7 @@
           <w:szCs w:val="24"/>
           <w:lang w:eastAsia="en-CA"/>
         </w:rPr>
-        <w:t xml:space="preserve"> is a coherent set of information that is a statement of healthcare information, including clinical observations and services. A document is an immutable set of resources with a fixed presentation that is authored and/or attested by humans, organizations and devices. FHIR resources can be used to build documents that represent a composition.</w:t>
+        <w:t xml:space="preserve"> is a coherent set of information that is a statement of healthcare information, including clinical observations and services. A document is a set of resources with a fixed presentation that is authored and/or attested by humans, organizations and devices. FHIR resources can be used to build documents that represent a composition; a FHIR document instance is a Bundle of type document that starts with a Composition and contains specific frozen versions of other resources.</w:t>
       </w:r>
     </w:p>
     <w:p>

--- a/images/source/FHIR Glossary.docx
+++ b/images/source/FHIR Glossary.docx
@@ -9383,7 +9383,7 @@
           <w:szCs w:val="24"/>
           <w:lang w:eastAsia="en-CA"/>
         </w:rPr>
-        <w:t xml:space="preserve"> is a details and position information for a physical place where services are provided and resources and participants may be stored, found, contained, or accommodated.</w:t>
+        <w:t xml:space="preserve"> is details and position information for a place where services are provided and resources and participants may be stored, found, contained, or accommodated.</w:t>
       </w:r>
     </w:p>
     <w:p>
